--- a/Campus Companion.docx
+++ b/Campus Companion.docx
@@ -14,197 +14,125 @@
           <w:b/>
           <w:bCs/>
         </w:rPr>
-        <w:t>Campus Companion — Report</w:t>
-      </w:r>
-    </w:p>
-    <w:p>
-      <w:r>
+        <w:t>1. Project Overview &amp; Problem Statement</w:t>
+      </w:r>
+    </w:p>
+    <w:p>
+      <w:r>
+        <w:t>Campus Companion is a web application aimed at students, designed to help first-year students navigate university life. Starting university creates an immediate information problem: students need to find events, locate buildings, solve problems, and manage their schedules, but this information is often scattered across bulletin boards, emails, and institutional portals that are rarely mobile-friendly.</w:t>
+      </w:r>
+    </w:p>
+    <w:p>
+      <w:r>
+        <w:t>The application offers five core functions: a home dashboard with shortcuts and an event preview, an events page with category filtering, a campus location directory, a helpdesk form for submitting support requests, and an accessibility settings page with text size adjustment, high-contrast mode, and reduced motion control. Optional features added when time permitted include a timetable viewer, a societies list, account and login functionality, and a machine learning-based event recommender. All data is fictional and was created specifically for this project.</w:t>
+      </w:r>
+    </w:p>
+    <w:p>
+      <w:r>
+        <w:t xml:space="preserve">The tech stack is Next.js 15 with the App Router, TypeScript, Tailwind CSS v4, and </w:t>
+      </w:r>
+      <w:proofErr w:type="spellStart"/>
+      <w:r>
+        <w:t>Supabase</w:t>
+      </w:r>
+      <w:proofErr w:type="spellEnd"/>
+      <w:r>
+        <w:t xml:space="preserve"> for authentication and PostgreSQL storage, deployed on Netlify.</w:t>
+      </w:r>
+    </w:p>
+    <w:p>
+      <w:r>
+        <w:pict w14:anchorId="5F723966">
+          <v:rect id="_x0000_i1095" style="width:0;height:.75pt" o:hralign="center" o:hrstd="t" o:hr="t" fillcolor="#a0a0a0" stroked="f"/>
+        </w:pict>
+      </w:r>
+    </w:p>
+    <w:p>
+      <w:pPr>
         <w:rPr>
           <w:b/>
           <w:bCs/>
         </w:rPr>
-        <w:t xml:space="preserve">CA3 Component 1 | Team: </w:t>
-      </w:r>
+      </w:pPr>
       <w:r>
         <w:rPr>
           <w:b/>
           <w:bCs/>
         </w:rPr>
-        <w:t>Arben, Vlad, Joel</w:t>
-      </w:r>
+        <w:t>2. Target Users &amp; User Needs</w:t>
+      </w:r>
+    </w:p>
+    <w:p>
+      <w:r>
+        <w:t>The primary audience is first-year students. Secondary audiences are teaching staff and administrators.</w:t>
+      </w:r>
+    </w:p>
+    <w:p>
       <w:r>
         <w:rPr>
           <w:b/>
           <w:bCs/>
         </w:rPr>
-        <w:t xml:space="preserve">, Zehad </w:t>
-      </w:r>
+        <w:t>First-Year Student (Aoife, 18 years old):</w:t>
+      </w:r>
+      <w:r>
+        <w:t> Aoife needs to find events, locate buildings, and submit a helpdesk ticket. She doesn't know the campus, doesn't know who to contact for IT issues, and primarily uses mobile. Sometimes she prefers larger text in crowded environments.</w:t>
+      </w:r>
+    </w:p>
+    <w:p>
       <w:r>
         <w:rPr>
           <w:b/>
           <w:bCs/>
         </w:rPr>
-        <w:t>and Galo</w:t>
-      </w:r>
-    </w:p>
-    <w:p>
-      <w:r>
-        <w:pict w14:anchorId="035FB357">
-          <v:rect id="_x0000_i1085" style="width:0;height:1.5pt" o:hralign="center" o:hrstd="t" o:hr="t" fillcolor="#a0a0a0" stroked="f"/>
-        </w:pict>
-      </w:r>
-    </w:p>
-    <w:p>
-      <w:pPr>
+        <w:t>Teaching Staff (Dr. Kavanagh, 42 years old):</w:t>
+      </w:r>
+      <w:r>
+        <w:t> Dr. Kavanagh wants to view his class schedule and check room assignments. Schedule changes are communicated late, and there is no single place to check his agenda.</w:t>
+      </w:r>
+    </w:p>
+    <w:p>
+      <w:r>
         <w:rPr>
           <w:b/>
           <w:bCs/>
         </w:rPr>
-      </w:pPr>
-      <w:r>
+        <w:t>Student with Accessibility Needs (Dara, 20 years old):</w:t>
+      </w:r>
+      <w:r>
+        <w:t> Dara uses only keyboard and screen reader. She needs high contrast, enlarged text, reduced motion, and full keyboard navigation.</w:t>
+      </w:r>
+    </w:p>
+    <w:p>
+      <w:r>
+        <w:t>These personas influenced decisions around navigation simplicity, mobile-first design, WCAG compliance, and the inclusion of the Accessibility Settings page.</w:t>
+      </w:r>
+    </w:p>
+    <w:p>
+      <w:r>
+        <w:pict w14:anchorId="3C10E2C2">
+          <v:rect id="_x0000_i1096" style="width:0;height:.75pt" o:hralign="center" o:hrstd="t" o:hr="t" fillcolor="#a0a0a0" stroked="f"/>
+        </w:pict>
+      </w:r>
+    </w:p>
+    <w:p>
+      <w:pPr>
         <w:rPr>
           <w:b/>
           <w:bCs/>
         </w:rPr>
-        <w:t>1. Project Overview and Problem Statement</w:t>
-      </w:r>
-    </w:p>
-    <w:p>
-      <w:r>
-        <w:t xml:space="preserve">Campus Companion is a student-facing web application built to help first-year college students navigate campus life. Starting </w:t>
-      </w:r>
-      <w:r>
-        <w:t>college</w:t>
-      </w:r>
-      <w:r>
-        <w:t xml:space="preserve"> creates an immediate information problem: students need to find events, locate buildings, solve issues, and manage their timetable, yet this information is typically </w:t>
-      </w:r>
-      <w:r>
-        <w:t>provided</w:t>
-      </w:r>
-      <w:r>
-        <w:t xml:space="preserve"> across notice boards, emails, and institutional portals that are rarely mobile-f</w:t>
-      </w:r>
-      <w:r>
-        <w:t>irst</w:t>
-      </w:r>
-      <w:r>
-        <w:t>.</w:t>
-      </w:r>
-    </w:p>
-    <w:p>
-      <w:r>
-        <w:t xml:space="preserve">The application provides five core features: a home dashboard with quick links and an events preview, an events page with category filtering, a campus locations directory, a helpdesk form for submitting support requests, and an accessibility settings page with text-size scaling, high-contrast mode, and reduced-motion control. Optional </w:t>
-      </w:r>
-      <w:r>
-        <w:t>features</w:t>
-      </w:r>
-      <w:r>
-        <w:t xml:space="preserve"> added where time allowed include a timetable viewer, a societies list, account and login functionality, and a machine-learning event recommender. All data is fictional and created specifically for this project.</w:t>
-      </w:r>
-    </w:p>
-    <w:p>
-      <w:r>
-        <w:t>The technical stack is Next.js 15 with the App Router, TypeScript, Tailwind CSS v4, and Supabase for authentication and PostgreSQL storage, deployed to Netlify</w:t>
-      </w:r>
-      <w:r>
-        <w:t>.</w:t>
-      </w:r>
-    </w:p>
-    <w:p>
-      <w:r>
-        <w:pict w14:anchorId="096FD04C">
-          <v:rect id="_x0000_i1086" style="width:0;height:1.5pt" o:hralign="center" o:hrstd="t" o:hr="t" fillcolor="#a0a0a0" stroked="f"/>
-        </w:pict>
-      </w:r>
-    </w:p>
-    <w:p>
-      <w:pPr>
+      </w:pPr>
+      <w:r>
         <w:rPr>
           <w:b/>
           <w:bCs/>
         </w:rPr>
-      </w:pPr>
-      <w:r>
-        <w:rPr>
-          <w:b/>
-          <w:bCs/>
-        </w:rPr>
-        <w:t xml:space="preserve">2. Target Users and User Needs </w:t>
-      </w:r>
-    </w:p>
-    <w:p>
-      <w:r>
-        <w:t>The primary audience is first-year students. Secondary audiences ar</w:t>
-      </w:r>
-      <w:r>
-        <w:t xml:space="preserve">e </w:t>
-      </w:r>
-      <w:r>
-        <w:t>staff and administrators.</w:t>
-      </w:r>
-    </w:p>
-    <w:p>
-      <w:r>
-        <w:rPr>
-          <w:b/>
-          <w:bCs/>
-        </w:rPr>
-        <w:t>First-Year Student (Aoife, 18):</w:t>
-      </w:r>
-      <w:r>
-        <w:t xml:space="preserve"> Aoife needs to find events, locate buildings, and submit a helpdesk ticket. She is unfamiliar with campus, unsure who to contact for IT problems, and uses her phone primarily. She occasionally prefers larger text in busy environments.</w:t>
-      </w:r>
-    </w:p>
-    <w:p>
-      <w:r>
-        <w:rPr>
-          <w:b/>
-          <w:bCs/>
-        </w:rPr>
-        <w:t>Teaching Staff (Dr Kavanagh, 42):</w:t>
-      </w:r>
-      <w:r>
-        <w:t xml:space="preserve"> Kavanagh wants to view his timetable and check room allocations. Timetable changes are communicated late and there is no single place to check his schedule.</w:t>
-      </w:r>
-    </w:p>
-    <w:p>
-      <w:r>
-        <w:rPr>
-          <w:b/>
-          <w:bCs/>
-        </w:rPr>
-        <w:t>Student with Accessibility Needs (Dara, 20):</w:t>
-      </w:r>
-      <w:r>
-        <w:t xml:space="preserve"> Dara uses keyboard-only navigation and a screen reader. She needs high contrast, enlarged text, reduced motion, and full keyboard support.</w:t>
-      </w:r>
-    </w:p>
-    <w:p>
-      <w:r>
-        <w:t>These personas shaped decisions around navigation simplicity, mobile-first layout, WCAG compliance, and the inclusion of the Accessibility Settings page.</w:t>
-      </w:r>
-    </w:p>
-    <w:p/>
-    <w:p>
-      <w:pPr>
-        <w:rPr>
-          <w:b/>
-          <w:bCs/>
-        </w:rPr>
-      </w:pPr>
-      <w:r>
-        <w:rPr>
-          <w:b/>
-          <w:bCs/>
-        </w:rPr>
         <w:t>3. System Design: Inputs, Processes, Outputs (IPO)</w:t>
       </w:r>
     </w:p>
     <w:tbl>
       <w:tblPr>
-        <w:tblW w:w="0" w:type="auto"/>
-        <w:tblCellSpacing w:w="15" w:type="dxa"/>
+        <w:tblW w:w="11280" w:type="dxa"/>
         <w:tblCellMar>
           <w:top w:w="15" w:type="dxa"/>
           <w:left w:w="15" w:type="dxa"/>
@@ -214,33 +142,32 @@
         <w:tblLook w:val="04A0" w:firstRow="1" w:lastRow="0" w:firstColumn="1" w:lastColumn="0" w:noHBand="0" w:noVBand="1"/>
       </w:tblPr>
       <w:tblGrid>
-        <w:gridCol w:w="2431"/>
-        <w:gridCol w:w="3578"/>
-        <w:gridCol w:w="3017"/>
+        <w:gridCol w:w="3072"/>
+        <w:gridCol w:w="4608"/>
+        <w:gridCol w:w="3600"/>
       </w:tblGrid>
       <w:tr>
         <w:trPr>
           <w:tblHeader/>
-          <w:tblCellSpacing w:w="15" w:type="dxa"/>
         </w:trPr>
         <w:tc>
           <w:tcPr>
             <w:tcW w:w="0" w:type="auto"/>
+            <w:tcBorders>
+              <w:top w:val="nil"/>
+            </w:tcBorders>
+            <w:tcMar>
+              <w:top w:w="150" w:type="dxa"/>
+              <w:left w:w="0" w:type="dxa"/>
+              <w:bottom w:w="150" w:type="dxa"/>
+              <w:right w:w="240" w:type="dxa"/>
+            </w:tcMar>
             <w:vAlign w:val="center"/>
             <w:hideMark/>
           </w:tcPr>
           <w:p>
-            <w:pPr>
-              <w:rPr>
-                <w:b/>
-                <w:bCs/>
-              </w:rPr>
-            </w:pPr>
             <w:r>
-              <w:rPr>
-                <w:b/>
-                <w:bCs/>
-              </w:rPr>
+              <w:lastRenderedPageBreak/>
               <w:t>Input</w:t>
             </w:r>
           </w:p>
@@ -248,21 +175,20 @@
         <w:tc>
           <w:tcPr>
             <w:tcW w:w="0" w:type="auto"/>
+            <w:tcBorders>
+              <w:top w:val="nil"/>
+            </w:tcBorders>
+            <w:tcMar>
+              <w:top w:w="150" w:type="dxa"/>
+              <w:left w:w="240" w:type="dxa"/>
+              <w:bottom w:w="150" w:type="dxa"/>
+              <w:right w:w="240" w:type="dxa"/>
+            </w:tcMar>
             <w:vAlign w:val="center"/>
             <w:hideMark/>
           </w:tcPr>
           <w:p>
-            <w:pPr>
-              <w:rPr>
-                <w:b/>
-                <w:bCs/>
-              </w:rPr>
-            </w:pPr>
             <w:r>
-              <w:rPr>
-                <w:b/>
-                <w:bCs/>
-              </w:rPr>
               <w:t>Process</w:t>
             </w:r>
           </w:p>
@@ -270,57 +196,71 @@
         <w:tc>
           <w:tcPr>
             <w:tcW w:w="0" w:type="auto"/>
+            <w:tcBorders>
+              <w:top w:val="nil"/>
+            </w:tcBorders>
+            <w:tcMar>
+              <w:top w:w="150" w:type="dxa"/>
+              <w:left w:w="240" w:type="dxa"/>
+              <w:bottom w:w="150" w:type="dxa"/>
+              <w:right w:w="240" w:type="dxa"/>
+            </w:tcMar>
             <w:vAlign w:val="center"/>
             <w:hideMark/>
           </w:tcPr>
           <w:p>
-            <w:pPr>
-              <w:rPr>
-                <w:b/>
-                <w:bCs/>
-              </w:rPr>
-            </w:pPr>
             <w:r>
-              <w:rPr>
-                <w:b/>
-                <w:bCs/>
-              </w:rPr>
               <w:t>Output</w:t>
             </w:r>
           </w:p>
         </w:tc>
       </w:tr>
       <w:tr>
-        <w:trPr>
-          <w:tblCellSpacing w:w="15" w:type="dxa"/>
-        </w:trPr>
         <w:tc>
           <w:tcPr>
             <w:tcW w:w="0" w:type="auto"/>
+            <w:tcMar>
+              <w:top w:w="150" w:type="dxa"/>
+              <w:left w:w="0" w:type="dxa"/>
+              <w:bottom w:w="150" w:type="dxa"/>
+              <w:right w:w="240" w:type="dxa"/>
+            </w:tcMar>
             <w:vAlign w:val="center"/>
             <w:hideMark/>
           </w:tcPr>
           <w:p>
             <w:r>
-              <w:t>User selects event category filter</w:t>
+              <w:t>User selects an event category filter</w:t>
             </w:r>
           </w:p>
         </w:tc>
         <w:tc>
           <w:tcPr>
             <w:tcW w:w="0" w:type="auto"/>
+            <w:tcMar>
+              <w:top w:w="150" w:type="dxa"/>
+              <w:left w:w="240" w:type="dxa"/>
+              <w:bottom w:w="150" w:type="dxa"/>
+              <w:right w:w="240" w:type="dxa"/>
+            </w:tcMar>
             <w:vAlign w:val="center"/>
             <w:hideMark/>
           </w:tcPr>
           <w:p>
             <w:r>
-              <w:t>Client-side filter applied to loaded events array</w:t>
+              <w:t>Filter applied client-side on loaded events array</w:t>
             </w:r>
           </w:p>
         </w:tc>
         <w:tc>
           <w:tcPr>
             <w:tcW w:w="0" w:type="auto"/>
+            <w:tcMar>
+              <w:top w:w="150" w:type="dxa"/>
+              <w:left w:w="240" w:type="dxa"/>
+              <w:bottom w:w="150" w:type="dxa"/>
+              <w:right w:w="0" w:type="dxa"/>
+            </w:tcMar>
             <w:vAlign w:val="center"/>
             <w:hideMark/>
           </w:tcPr>
@@ -332,12 +272,15 @@
         </w:tc>
       </w:tr>
       <w:tr>
-        <w:trPr>
-          <w:tblCellSpacing w:w="15" w:type="dxa"/>
-        </w:trPr>
         <w:tc>
           <w:tcPr>
             <w:tcW w:w="0" w:type="auto"/>
+            <w:tcMar>
+              <w:top w:w="150" w:type="dxa"/>
+              <w:left w:w="0" w:type="dxa"/>
+              <w:bottom w:w="150" w:type="dxa"/>
+              <w:right w:w="240" w:type="dxa"/>
+            </w:tcMar>
             <w:vAlign w:val="center"/>
             <w:hideMark/>
           </w:tcPr>
@@ -350,18 +293,43 @@
         <w:tc>
           <w:tcPr>
             <w:tcW w:w="0" w:type="auto"/>
+            <w:tcMar>
+              <w:top w:w="150" w:type="dxa"/>
+              <w:left w:w="240" w:type="dxa"/>
+              <w:bottom w:w="150" w:type="dxa"/>
+              <w:right w:w="240" w:type="dxa"/>
+            </w:tcMar>
             <w:vAlign w:val="center"/>
             <w:hideMark/>
           </w:tcPr>
           <w:p>
             <w:r>
-              <w:t>Client-side validation; POST to Supabase helpdesk_tickets</w:t>
+              <w:t xml:space="preserve">Client-side validation; POST to </w:t>
             </w:r>
+            <w:proofErr w:type="spellStart"/>
+            <w:r>
+              <w:t>Supabase</w:t>
+            </w:r>
+            <w:proofErr w:type="spellEnd"/>
+            <w:r>
+              <w:t xml:space="preserve"> </w:t>
+            </w:r>
+            <w:proofErr w:type="spellStart"/>
+            <w:r>
+              <w:t>helpdesk_tickets</w:t>
+            </w:r>
+            <w:proofErr w:type="spellEnd"/>
           </w:p>
         </w:tc>
         <w:tc>
           <w:tcPr>
             <w:tcW w:w="0" w:type="auto"/>
+            <w:tcMar>
+              <w:top w:w="150" w:type="dxa"/>
+              <w:left w:w="240" w:type="dxa"/>
+              <w:bottom w:w="150" w:type="dxa"/>
+              <w:right w:w="0" w:type="dxa"/>
+            </w:tcMar>
             <w:vAlign w:val="center"/>
             <w:hideMark/>
           </w:tcPr>
@@ -373,12 +341,15 @@
         </w:tc>
       </w:tr>
       <w:tr>
-        <w:trPr>
-          <w:tblCellSpacing w:w="15" w:type="dxa"/>
-        </w:trPr>
         <w:tc>
           <w:tcPr>
             <w:tcW w:w="0" w:type="auto"/>
+            <w:tcMar>
+              <w:top w:w="150" w:type="dxa"/>
+              <w:left w:w="0" w:type="dxa"/>
+              <w:bottom w:w="150" w:type="dxa"/>
+              <w:right w:w="240" w:type="dxa"/>
+            </w:tcMar>
             <w:vAlign w:val="center"/>
             <w:hideMark/>
           </w:tcPr>
@@ -391,18 +362,35 @@
         <w:tc>
           <w:tcPr>
             <w:tcW w:w="0" w:type="auto"/>
+            <w:tcMar>
+              <w:top w:w="150" w:type="dxa"/>
+              <w:left w:w="240" w:type="dxa"/>
+              <w:bottom w:w="150" w:type="dxa"/>
+              <w:right w:w="240" w:type="dxa"/>
+            </w:tcMar>
             <w:vAlign w:val="center"/>
             <w:hideMark/>
           </w:tcPr>
           <w:p>
+            <w:proofErr w:type="spellStart"/>
             <w:r>
-              <w:t>Supabase Auth validates credentials; session stored</w:t>
+              <w:t>Supabase</w:t>
+            </w:r>
+            <w:proofErr w:type="spellEnd"/>
+            <w:r>
+              <w:t xml:space="preserve"> Auth validates credentials; session stored</w:t>
             </w:r>
           </w:p>
         </w:tc>
         <w:tc>
           <w:tcPr>
             <w:tcW w:w="0" w:type="auto"/>
+            <w:tcMar>
+              <w:top w:w="150" w:type="dxa"/>
+              <w:left w:w="240" w:type="dxa"/>
+              <w:bottom w:w="150" w:type="dxa"/>
+              <w:right w:w="0" w:type="dxa"/>
+            </w:tcMar>
             <w:vAlign w:val="center"/>
             <w:hideMark/>
           </w:tcPr>
@@ -414,12 +402,15 @@
         </w:tc>
       </w:tr>
       <w:tr>
-        <w:trPr>
-          <w:tblCellSpacing w:w="15" w:type="dxa"/>
-        </w:trPr>
         <w:tc>
           <w:tcPr>
             <w:tcW w:w="0" w:type="auto"/>
+            <w:tcMar>
+              <w:top w:w="150" w:type="dxa"/>
+              <w:left w:w="0" w:type="dxa"/>
+              <w:bottom w:w="150" w:type="dxa"/>
+              <w:right w:w="240" w:type="dxa"/>
+            </w:tcMar>
             <w:vAlign w:val="center"/>
             <w:hideMark/>
           </w:tcPr>
@@ -432,47 +423,81 @@
         <w:tc>
           <w:tcPr>
             <w:tcW w:w="0" w:type="auto"/>
+            <w:tcMar>
+              <w:top w:w="150" w:type="dxa"/>
+              <w:left w:w="240" w:type="dxa"/>
+              <w:bottom w:w="150" w:type="dxa"/>
+              <w:right w:w="240" w:type="dxa"/>
+            </w:tcMar>
             <w:vAlign w:val="center"/>
             <w:hideMark/>
           </w:tcPr>
           <w:p>
+            <w:proofErr w:type="spellStart"/>
             <w:r>
-              <w:t>AccessibilityProvider writes data attributes to HTML element</w:t>
+              <w:t>AccessibilityProvider</w:t>
+            </w:r>
+            <w:proofErr w:type="spellEnd"/>
+            <w:r>
+              <w:t xml:space="preserve"> writes data attributes to HTML element</w:t>
             </w:r>
           </w:p>
         </w:tc>
         <w:tc>
           <w:tcPr>
             <w:tcW w:w="0" w:type="auto"/>
+            <w:tcMar>
+              <w:top w:w="150" w:type="dxa"/>
+              <w:left w:w="240" w:type="dxa"/>
+              <w:bottom w:w="150" w:type="dxa"/>
+              <w:right w:w="0" w:type="dxa"/>
+            </w:tcMar>
             <w:vAlign w:val="center"/>
             <w:hideMark/>
           </w:tcPr>
           <w:p>
             <w:r>
-              <w:t>All text and colours update globally</w:t>
+              <w:t xml:space="preserve">All text and </w:t>
+            </w:r>
+            <w:proofErr w:type="spellStart"/>
+            <w:r>
+              <w:t>colors</w:t>
+            </w:r>
+            <w:proofErr w:type="spellEnd"/>
+            <w:r>
+              <w:t xml:space="preserve"> update globally</w:t>
             </w:r>
           </w:p>
         </w:tc>
       </w:tr>
       <w:tr>
-        <w:trPr>
-          <w:tblCellSpacing w:w="15" w:type="dxa"/>
-        </w:trPr>
         <w:tc>
           <w:tcPr>
             <w:tcW w:w="0" w:type="auto"/>
+            <w:tcMar>
+              <w:top w:w="150" w:type="dxa"/>
+              <w:left w:w="0" w:type="dxa"/>
+              <w:bottom w:w="150" w:type="dxa"/>
+              <w:right w:w="240" w:type="dxa"/>
+            </w:tcMar>
             <w:vAlign w:val="center"/>
             <w:hideMark/>
           </w:tcPr>
           <w:p>
             <w:r>
-              <w:t>ML recommender reads user categories</w:t>
+              <w:t>ML recommender reads user's categories</w:t>
             </w:r>
           </w:p>
         </w:tc>
         <w:tc>
           <w:tcPr>
             <w:tcW w:w="0" w:type="auto"/>
+            <w:tcMar>
+              <w:top w:w="150" w:type="dxa"/>
+              <w:left w:w="240" w:type="dxa"/>
+              <w:bottom w:w="150" w:type="dxa"/>
+              <w:right w:w="240" w:type="dxa"/>
+            </w:tcMar>
             <w:vAlign w:val="center"/>
             <w:hideMark/>
           </w:tcPr>
@@ -485,12 +510,18 @@
         <w:tc>
           <w:tcPr>
             <w:tcW w:w="0" w:type="auto"/>
+            <w:tcMar>
+              <w:top w:w="150" w:type="dxa"/>
+              <w:left w:w="240" w:type="dxa"/>
+              <w:bottom w:w="150" w:type="dxa"/>
+              <w:right w:w="0" w:type="dxa"/>
+            </w:tcMar>
             <w:vAlign w:val="center"/>
             <w:hideMark/>
           </w:tcPr>
           <w:p>
             <w:r>
-              <w:t>Ranked recommendations shown on home page</w:t>
+              <w:t>Sorted recommendations shown on home page</w:t>
             </w:r>
           </w:p>
         </w:tc>
@@ -498,13 +529,21 @@
     </w:tbl>
     <w:p>
       <w:r>
-        <w:t>The system follows a client-heavy architecture. Data is fetched from Supabase on page load and filtered on the client, reducing server round-trips and enabling fast interaction within the static export deployment model.</w:t>
-      </w:r>
-    </w:p>
-    <w:p>
-      <w:r>
-        <w:pict w14:anchorId="2DD96E8B">
-          <v:rect id="_x0000_i1088" style="width:0;height:1.5pt" o:hralign="center" o:hrstd="t" o:hr="t" fillcolor="#a0a0a0" stroked="f"/>
+        <w:t xml:space="preserve">The system follows a client-centric architecture. Data is fetched from </w:t>
+      </w:r>
+      <w:proofErr w:type="spellStart"/>
+      <w:r>
+        <w:t>Supabase</w:t>
+      </w:r>
+      <w:proofErr w:type="spellEnd"/>
+      <w:r>
+        <w:t xml:space="preserve"> on page load and filtered client-side, reducing server calls and allowing fast interaction within the static export model.</w:t>
+      </w:r>
+    </w:p>
+    <w:p>
+      <w:r>
+        <w:pict w14:anchorId="6ED80B1C">
+          <v:rect id="_x0000_i1097" style="width:0;height:.75pt" o:hralign="center" o:hrstd="t" o:hr="t" fillcolor="#a0a0a0" stroked="f"/>
         </w:pict>
       </w:r>
     </w:p>
@@ -525,29 +564,74 @@
     </w:p>
     <w:p>
       <w:r>
-        <w:t>Campus Companion uses a JAMstack architecture: a statically exported Next.js frontend hosted on Netlify, connected to Supabase for authentication and database functionality.</w:t>
-      </w:r>
-    </w:p>
-    <w:p>
-      <w:r>
-        <w:t>The client is Next.js 15 with the App Router and React 19. All pages are rendered as static HTML at build time with no Node.js server at runtime. Data requiring authentication is fetched on the client after the Supabase session is established. The project is structured into app pages, shared components, a Supabase client library, and TypeScript type definitions.</w:t>
-      </w:r>
-    </w:p>
-    <w:p>
-      <w:r>
-        <w:t>Supabase provides hosted PostgreSQL with row-level security enabled on all tables. A student can only read their own profile and cannot modify other users' data. The anon key handles unauthenticated reads of public data; the authenticated session key is required for profile and timetable access. When a user signs up, a database trigger automatically creates a profiles row with a default role of student. Role-based access covering student, teacher, and admin controls which UI sections are displayed.</w:t>
+        <w:t xml:space="preserve">Campus Companion uses a </w:t>
+      </w:r>
+      <w:proofErr w:type="spellStart"/>
+      <w:r>
+        <w:t>JAMstack</w:t>
+      </w:r>
+      <w:proofErr w:type="spellEnd"/>
+      <w:r>
+        <w:t xml:space="preserve"> architecture: a statically exported Next.js frontend hosted on Netlify, connected to </w:t>
+      </w:r>
+      <w:proofErr w:type="spellStart"/>
+      <w:r>
+        <w:t>Supabase</w:t>
+      </w:r>
+      <w:proofErr w:type="spellEnd"/>
+      <w:r>
+        <w:t xml:space="preserve"> for authentication and database functionality.</w:t>
+      </w:r>
+    </w:p>
+    <w:p>
+      <w:r>
+        <w:t xml:space="preserve">The client is Next.js 15 with the App Router and React 19. All pages render as static HTML at build time without a runtime Node.js server. Data requiring authentication is fetched client-side after the </w:t>
+      </w:r>
+      <w:proofErr w:type="spellStart"/>
+      <w:r>
+        <w:t>Supabase</w:t>
+      </w:r>
+      <w:proofErr w:type="spellEnd"/>
+      <w:r>
+        <w:t xml:space="preserve"> session is established. The project is structured into app pages, shared components, a </w:t>
+      </w:r>
+      <w:proofErr w:type="spellStart"/>
+      <w:r>
+        <w:t>Supabase</w:t>
+      </w:r>
+      <w:proofErr w:type="spellEnd"/>
+      <w:r>
+        <w:t xml:space="preserve"> client library, and TypeScript type definitions.</w:t>
+      </w:r>
+    </w:p>
+    <w:p>
+      <w:proofErr w:type="spellStart"/>
+      <w:r>
+        <w:t>Supabase</w:t>
+      </w:r>
+      <w:proofErr w:type="spellEnd"/>
+      <w:r>
+        <w:t xml:space="preserve"> provides hosted PostgreSQL with row-level security enabled on all tables. A student can only read their own profile and cannot modify other users' data. The anon key handles unauthenticated reads of public data; the authenticated session key is required to access profile and timetable. When a user registers, a database trigger automatically creates a row in the profiles table with a default student role. Role-based access covering student, staff, and admin controls which UI sections are displayed.</w:t>
       </w:r>
     </w:p>
     <w:p>
       <w:r>
         <w:lastRenderedPageBreak/>
-        <w:t>Netlify connects to the GitHub repository and every push to main triggers a build. Environment variables for the Supabase URL and anon key are stored in Netlify project settings and injected at build time.</w:t>
-      </w:r>
-    </w:p>
-    <w:p>
-      <w:r>
-        <w:pict w14:anchorId="09728911">
-          <v:rect id="_x0000_i1089" style="width:0;height:1.5pt" o:hralign="center" o:hrstd="t" o:hr="t" fillcolor="#a0a0a0" stroked="f"/>
+        <w:t xml:space="preserve">Netlify connects to the GitHub repository, and each push to main triggers a new build. Environment variables for </w:t>
+      </w:r>
+      <w:proofErr w:type="spellStart"/>
+      <w:r>
+        <w:t>Supabase</w:t>
+      </w:r>
+      <w:proofErr w:type="spellEnd"/>
+      <w:r>
+        <w:t xml:space="preserve"> URL and anon key are stored in Netlify's project configuration and injected at build time.</w:t>
+      </w:r>
+    </w:p>
+    <w:p>
+      <w:r>
+        <w:pict w14:anchorId="712F1AD1">
+          <v:rect id="_x0000_i1098" style="width:0;height:.75pt" o:hralign="center" o:hrstd="t" o:hr="t" fillcolor="#a0a0a0" stroked="f"/>
         </w:pict>
       </w:r>
     </w:p>
@@ -568,77 +652,91 @@
     </w:p>
     <w:p>
       <w:r>
-        <w:t>The data model centres on the user profile and its relationships to campus content. The profiles entity stores identity, role, year of study, and society preferences, with one profile per authenticated user. Events have many tags used by the ML recommender. Locations are standalone. Timetables are filtered by student year or teacher. Helpdesk tickets belong to a profile and store category, urgency, and description. Announcements are optionally role-gated and shown on the home dashboard.</w:t>
-      </w:r>
-    </w:p>
-    <w:p>
-      <w:r>
-        <w:t>In line with GDPR data minimisation, the application deliberately avoids collecting data not required for its purpose. The following is not collected: GPS or location data from the device, browsing history or click-tracking analytics, device identifiers, real student numbers, medical or financial data, and third-party social login tokens. All personal data collected is the minimum necessary to provide core features, and all dataset content used during development is entirely fictional.</w:t>
-      </w:r>
-    </w:p>
-    <w:p>
-      <w:r>
-        <w:pict w14:anchorId="0A00F7FE">
-          <v:rect id="_x0000_i1090" style="width:0;height:1.5pt" o:hralign="center" o:hrstd="t" o:hr="t" fillcolor="#a0a0a0" stroked="f"/>
-        </w:pict>
-      </w:r>
-    </w:p>
-    <w:p>
-      <w:pPr>
+        <w:t xml:space="preserve">The data model </w:t>
+      </w:r>
+      <w:proofErr w:type="spellStart"/>
+      <w:r>
+        <w:t>centers</w:t>
+      </w:r>
+      <w:proofErr w:type="spellEnd"/>
+      <w:r>
+        <w:t xml:space="preserve"> on the user profile and its relationships with campus content. The profiles entity stores identity, role, year of study, and society preferences, with one profile per authenticated user. Events have many tags used by the ML recommender. Locations are independent. Timetables are filtered by student year or staff. Helpdesk tickets belong to a profile and store category, urgency, and description. Announcements are optionally role-restricted and shown on the home dashboard.</w:t>
+      </w:r>
+    </w:p>
+    <w:p>
+      <w:r>
+        <w:t>In line with GDPR data minimization, the application deliberately avoids collecting data not necessary for its purpose. The following is </w:t>
+      </w:r>
+      <w:r>
         <w:rPr>
           <w:b/>
           <w:bCs/>
         </w:rPr>
-      </w:pPr>
-      <w:r>
+        <w:t>not</w:t>
+      </w:r>
+      <w:r>
+        <w:t> collected: GPS or device location data, browsing history or click-tracking analytics, device identifiers, real student numbers, medical or financial data, or third-party social login tokens. All personal data collected is the minimum needed to provide the core functions, and all dataset content used during development is entirely fictional.</w:t>
+      </w:r>
+    </w:p>
+    <w:p>
+      <w:r>
+        <w:pict w14:anchorId="3724C8A0">
+          <v:rect id="_x0000_i1099" style="width:0;height:.75pt" o:hralign="center" o:hrstd="t" o:hr="t" fillcolor="#a0a0a0" stroked="f"/>
+        </w:pict>
+      </w:r>
+    </w:p>
+    <w:p>
+      <w:pPr>
         <w:rPr>
           <w:b/>
           <w:bCs/>
         </w:rPr>
-        <w:t>6. Usability and UI Design Decisions</w:t>
-      </w:r>
-    </w:p>
-    <w:p>
-      <w:r>
-        <w:t>The application uses a persistent navigation bar on every page with descriptive text labels. A skip-to-content link is the first focusable element, allowing keyboard users to jump past the navigation directly to the main content area.</w:t>
-      </w:r>
-    </w:p>
-    <w:p>
-      <w:r>
-        <w:t>All pages share the same layout wrapper, ensuring consistent spacing, typography, and colour. Event and location cards follow a uniform card pattern with heading, description, and metadata. Primary actions use the brand blue; secondary actions use an outlined style. Form elements are consistently sized across Helpdesk and Account pages.</w:t>
-      </w:r>
-    </w:p>
-    <w:p>
-      <w:r>
-        <w:t>User</w:t>
-      </w:r>
-      <w:r>
-        <w:t xml:space="preserve"> </w:t>
-      </w:r>
-      <w:r>
-        <w:t xml:space="preserve">initiated actions produce visible feedback. The helpdesk form shows a success confirmation after submission. Auth errors appear immediately. The Settings page confirms each change without moving focus. All grids and flex containers are </w:t>
-      </w:r>
-      <w:r>
-        <w:t>single column</w:t>
-      </w:r>
-      <w:r>
-        <w:t xml:space="preserve"> at narrow widths and expand at larger breakpoints, tested at 320 px viewport width with no horizontal scroll.</w:t>
-      </w:r>
-    </w:p>
-    <w:p>
-      <w:r>
-        <w:pict w14:anchorId="62368232">
-          <v:rect id="_x0000_i1091" style="width:0;height:1.5pt" o:hralign="center" o:hrstd="t" o:hr="t" fillcolor="#a0a0a0" stroked="f"/>
-        </w:pict>
-      </w:r>
-    </w:p>
-    <w:p>
-      <w:pPr>
+      </w:pPr>
+      <w:r>
         <w:rPr>
           <w:b/>
           <w:bCs/>
         </w:rPr>
-      </w:pPr>
+        <w:t>6. Usability &amp; Interface Design Decisions</w:t>
+      </w:r>
+    </w:p>
+    <w:p>
+      <w:r>
+        <w:t>The application uses a persistent navigation bar across all pages with descriptive text labels. A skip-to-content link is the first focusable element, allowing keyboard users to skip navigation directly to the main content area.</w:t>
+      </w:r>
+    </w:p>
+    <w:p>
+      <w:r>
+        <w:t xml:space="preserve">All pages share the same layout container, ensuring consistent spacing, typography, and </w:t>
+      </w:r>
+      <w:proofErr w:type="spellStart"/>
+      <w:r>
+        <w:t>color</w:t>
+      </w:r>
+      <w:proofErr w:type="spellEnd"/>
+      <w:r>
+        <w:t>. Event and location cards follow a uniform pattern with header, description, and metadata. Primary actions use the brand blue; secondary actions use an outline style. Form elements are consistently sized across Helpdesk and Account pages.</w:t>
+      </w:r>
+    </w:p>
+    <w:p>
+      <w:r>
+        <w:t xml:space="preserve">User-initiated actions produce visible feedback. The helpdesk form shows a success confirmation upon submission. Authentication errors appear immediately. The Settings page confirms each change without moving focus. All grids and flex containers are </w:t>
+      </w:r>
+      <w:proofErr w:type="gramStart"/>
+      <w:r>
+        <w:t>single-column</w:t>
+      </w:r>
+      <w:proofErr w:type="gramEnd"/>
+      <w:r>
+        <w:t xml:space="preserve"> at narrow widths and expand at larger breakpoints, tested at 320px window width with no horizontal scrolling.</w:t>
+      </w:r>
+    </w:p>
+    <w:p>
+      <w:r>
+        <w:pict w14:anchorId="19316FFA">
+          <v:rect id="_x0000_i1100" style="width:0;height:.75pt" o:hralign="center" o:hrstd="t" o:hr="t" fillcolor="#a0a0a0" stroked="f"/>
+        </w:pict>
+      </w:r>
     </w:p>
     <w:p>
       <w:pPr>
@@ -647,160 +745,269 @@
           <w:bCs/>
         </w:rPr>
       </w:pPr>
-    </w:p>
-    <w:p>
-      <w:pPr>
+      <w:r>
         <w:rPr>
           <w:b/>
           <w:bCs/>
         </w:rPr>
-      </w:pPr>
-      <w:r>
+        <w:t>7. Accessibility Plan (WCAG-Aligned Decisions)</w:t>
+      </w:r>
+    </w:p>
+    <w:p>
+      <w:r>
+        <w:lastRenderedPageBreak/>
+        <w:t xml:space="preserve">The accessibility strategy targets WCAG 2.2 Levels A and AA. A full audit was conducted on the feature/accessibility branch by </w:t>
+      </w:r>
+      <w:proofErr w:type="spellStart"/>
+      <w:r>
+        <w:t>Zehad</w:t>
+      </w:r>
+      <w:proofErr w:type="spellEnd"/>
+      <w:r>
+        <w:t xml:space="preserve"> Zaman on April 30, 2026, covering all pages.</w:t>
+      </w:r>
+    </w:p>
+    <w:p>
+      <w:r>
+        <w:t xml:space="preserve">All pages use semantic HTML5 landmark elements. Each page has an h1 followed by h2 subheadings. Every form field has an explicit label. The settings page groups controls in </w:t>
+      </w:r>
+      <w:proofErr w:type="spellStart"/>
+      <w:r>
+        <w:t>fieldsets</w:t>
+      </w:r>
+      <w:proofErr w:type="spellEnd"/>
+      <w:r>
+        <w:t xml:space="preserve"> with legends, and each group references a help paragraph via aria-</w:t>
+      </w:r>
+      <w:proofErr w:type="spellStart"/>
+      <w:r>
+        <w:t>describedby</w:t>
+      </w:r>
+      <w:proofErr w:type="spellEnd"/>
+      <w:r>
+        <w:t>.</w:t>
+      </w:r>
+    </w:p>
+    <w:p>
+      <w:r>
+        <w:t>All interactive elements are native HTML with no click handlers on div or span. Tab order follows DOM order throughout. A global focus-visible CSS rule provides a solid 3px blue outline with a 5.9:1 contrast ratio, exceeding the 3:1 minimum required by WCAG 2.4.11.</w:t>
+      </w:r>
+    </w:p>
+    <w:p>
+      <w:r>
+        <w:t xml:space="preserve">Main body text exceeds 7:1 contrast. There is a known issue where slate-500 text reaches approximately 4.0:1, below the 4.5:1 AA threshold. This is mitigated by high-contrast mode which switches the app to black background and white text, achieving 21:1. The settings page offers Normal, Large, and </w:t>
+      </w:r>
+      <w:proofErr w:type="gramStart"/>
+      <w:r>
+        <w:t>Extra Large</w:t>
+      </w:r>
+      <w:proofErr w:type="gramEnd"/>
+      <w:r>
+        <w:t xml:space="preserve"> text sizes by scaling the HTML element's font-size, proportionally adjusting all rem-based utilities.</w:t>
+      </w:r>
+    </w:p>
+    <w:p>
+      <w:r>
+        <w:t xml:space="preserve">All async status messages use ARIA live regions. Helpdesk success uses role="status" with polite </w:t>
+      </w:r>
+      <w:proofErr w:type="spellStart"/>
+      <w:r>
+        <w:t>behavior</w:t>
+      </w:r>
+      <w:proofErr w:type="spellEnd"/>
+      <w:r>
+        <w:t xml:space="preserve">. Authentication errors use role="alert" with assertive </w:t>
+      </w:r>
+      <w:proofErr w:type="spellStart"/>
+      <w:r>
+        <w:t>behavior</w:t>
+      </w:r>
+      <w:proofErr w:type="spellEnd"/>
+      <w:r>
+        <w:t>. Before these changes, screen readers received no announcement when submitting forms or encountering errors.</w:t>
+      </w:r>
+    </w:p>
+    <w:p>
+      <w:r>
+        <w:pict w14:anchorId="18A19919">
+          <v:rect id="_x0000_i1101" style="width:0;height:.75pt" o:hralign="center" o:hrstd="t" o:hr="t" fillcolor="#a0a0a0" stroked="f"/>
+        </w:pict>
+      </w:r>
+    </w:p>
+    <w:p>
+      <w:pPr>
         <w:rPr>
           <w:b/>
           <w:bCs/>
         </w:rPr>
-        <w:lastRenderedPageBreak/>
-        <w:t>7. Accessibility Plan (WCAG-Aligned Decisions)</w:t>
-      </w:r>
-    </w:p>
-    <w:p>
-      <w:r>
-        <w:t>The accessibility strategy targets WCAG 2.2 Levels A and AA. A full audit was carried out on the feature/accessibility branch by Zehad Zaman on 30 April 2026, covering all pages.</w:t>
-      </w:r>
-    </w:p>
-    <w:p>
-      <w:r>
-        <w:t>All pages use semantic HTML5 landmark elements. Each page has one h1 followed by h2 subheadings. Every form input has an explicit label. The settings page groups controls into fieldset elements with legend, and each group references a hint paragraph via aria-describedby.</w:t>
-      </w:r>
-    </w:p>
-    <w:p>
-      <w:r>
-        <w:t>All interactive elements are native HTML with no div or span click handlers. Tab order follows DOM order throughout. A global focus-visible CSS rule provides a 3 px solid blue outline at 5.9:1 contrast, exceeding the 3:1 minimum required by WCAG 2.4.11.</w:t>
-      </w:r>
-    </w:p>
-    <w:p>
-      <w:r>
-        <w:t>Primary body text exceeds 7:1 contrast. One known issue remains where slate-500 text achieves approximately 4.0:1, below the 4.5:1 AA threshold. This is mitigated by high-contrast mode which switches the application to black background and white text, achieving 21:1. The settings page offers Normal, Large, and Extra Large text sizes by scaling the HTML element font-size, proportionally adjusting all rem-based utilities.</w:t>
-      </w:r>
-    </w:p>
-    <w:p>
-      <w:r>
-        <w:t>All asynchronous status messages use ARIA live regions. Helpdesk success uses role of status with polite behaviour. Auth errors use role of alert with assertive behaviour. Before these changes, screen readers received no announcement on form submission or error.</w:t>
-      </w:r>
-    </w:p>
-    <w:p>
-      <w:r>
-        <w:pict w14:anchorId="602D9779">
-          <v:rect id="_x0000_i1092" style="width:0;height:1.5pt" o:hralign="center" o:hrstd="t" o:hr="t" fillcolor="#a0a0a0" stroked="f"/>
-        </w:pict>
-      </w:r>
-    </w:p>
-    <w:p>
-      <w:pPr>
+      </w:pPr>
+      <w:r>
         <w:rPr>
           <w:b/>
           <w:bCs/>
         </w:rPr>
-      </w:pPr>
-      <w:r>
+        <w:t>8. Privacy, Security &amp; Compliance</w:t>
+      </w:r>
+    </w:p>
+    <w:p>
+      <w:r>
+        <w:t xml:space="preserve">Account registration is based on contract as the legal basis: users provide credentials specifically to access account features. Helpdesk requests are processed </w:t>
+      </w:r>
+      <w:proofErr w:type="gramStart"/>
+      <w:r>
+        <w:t>on the basis of</w:t>
+      </w:r>
+      <w:proofErr w:type="gramEnd"/>
+      <w:r>
+        <w:t xml:space="preserve"> legitimate interests in providing student support. No data is processed for marketing or analytics purposes, and no consent banners are required because no tracking technologies are used.</w:t>
+      </w:r>
+    </w:p>
+    <w:p>
+      <w:r>
+        <w:t xml:space="preserve">Unauthorized database access is mitigated via </w:t>
+      </w:r>
+      <w:proofErr w:type="spellStart"/>
+      <w:r>
+        <w:t>Supabase</w:t>
+      </w:r>
+      <w:proofErr w:type="spellEnd"/>
+      <w:r>
+        <w:t xml:space="preserve"> row-level security. API credentials are stored as environment variables and never in version control. Injection attacks are mitigated via </w:t>
+      </w:r>
+      <w:proofErr w:type="spellStart"/>
+      <w:r>
+        <w:t>Supabase's</w:t>
+      </w:r>
+      <w:proofErr w:type="spellEnd"/>
+      <w:r>
+        <w:t xml:space="preserve"> parameterized queries. Role escalation is restricted to direct SQL by an administrator. Sessions use short-lived JWTs with automatic refresh. All production traffic is served over HTTPS enforced by Netlify.</w:t>
+      </w:r>
+    </w:p>
+    <w:p>
+      <w:r>
+        <w:pict w14:anchorId="0A7B0E4E">
+          <v:rect id="_x0000_i1102" style="width:0;height:.75pt" o:hralign="center" o:hrstd="t" o:hr="t" fillcolor="#a0a0a0" stroked="f"/>
+        </w:pict>
+      </w:r>
+    </w:p>
+    <w:p>
+      <w:pPr>
         <w:rPr>
           <w:b/>
           <w:bCs/>
         </w:rPr>
-        <w:t>8. Privacy, Security, and Compliance</w:t>
-      </w:r>
-    </w:p>
-    <w:p>
-      <w:r>
-        <w:t xml:space="preserve">Account registration relies on contract as the lawful basis: users provide credentials specifically to access account features. Helpdesk submissions are processed </w:t>
-      </w:r>
-      <w:r>
-        <w:t>based on</w:t>
-      </w:r>
-      <w:r>
-        <w:t xml:space="preserve"> legitimate interests in providing student support. No data is processed for marketing or </w:t>
-      </w:r>
-      <w:r>
-        <w:t>analytics,</w:t>
-      </w:r>
-      <w:r>
-        <w:t xml:space="preserve"> and no consent banners are required because no tracking technologies are used.</w:t>
-      </w:r>
-    </w:p>
-    <w:p>
-      <w:r>
-        <w:t>Unauthorised database access is mitigated by Supabase row-level security. API credentials are stored in environment variables and never in version control. Injection attacks are mitigated by Supabase's parameterised queries. Role escalation is restricted to direct SQL by an admin. Sessions use short-lived JWTs with automatic refresh. All production traffic is served over HTTPS enforced by Netlify.</w:t>
-      </w:r>
-    </w:p>
-    <w:p>
-      <w:r>
-        <w:pict w14:anchorId="5018D898">
-          <v:rect id="_x0000_i1093" style="width:0;height:1.5pt" o:hralign="center" o:hrstd="t" o:hr="t" fillcolor="#a0a0a0" stroked="f"/>
-        </w:pict>
-      </w:r>
-    </w:p>
-    <w:p>
-      <w:pPr>
+      </w:pPr>
+      <w:r>
         <w:rPr>
           <w:b/>
           <w:bCs/>
         </w:rPr>
-      </w:pPr>
-      <w:r>
+        <w:t>9. Deployment Plan (Conceptual)</w:t>
+      </w:r>
+    </w:p>
+    <w:p>
+      <w:r>
+        <w:lastRenderedPageBreak/>
+        <w:t>The application is deployed on Netlify using continuous deployment connected to GitHub. Each push to main triggers </w:t>
+      </w:r>
+      <w:proofErr w:type="spellStart"/>
+      <w:r>
+        <w:t>npm</w:t>
+      </w:r>
+      <w:proofErr w:type="spellEnd"/>
+      <w:r>
+        <w:t xml:space="preserve"> run build, generating a static export in the out directory as specified in </w:t>
+      </w:r>
+      <w:proofErr w:type="spellStart"/>
+      <w:proofErr w:type="gramStart"/>
+      <w:r>
+        <w:t>netlify.toml</w:t>
+      </w:r>
+      <w:proofErr w:type="spellEnd"/>
+      <w:proofErr w:type="gramEnd"/>
+      <w:r>
+        <w:t>.</w:t>
+      </w:r>
+    </w:p>
+    <w:p>
+      <w:r>
+        <w:t xml:space="preserve">Two environment variables are required: the </w:t>
+      </w:r>
+      <w:proofErr w:type="spellStart"/>
+      <w:r>
+        <w:t>Supabase</w:t>
+      </w:r>
+      <w:proofErr w:type="spellEnd"/>
+      <w:r>
+        <w:t xml:space="preserve"> project URL and the anon key, stored </w:t>
+      </w:r>
+      <w:proofErr w:type="gramStart"/>
+      <w:r>
+        <w:t>in .</w:t>
+      </w:r>
+      <w:proofErr w:type="spellStart"/>
+      <w:r>
+        <w:t>env</w:t>
+      </w:r>
+      <w:proofErr w:type="gramEnd"/>
+      <w:r>
+        <w:t>.local</w:t>
+      </w:r>
+      <w:proofErr w:type="spellEnd"/>
+      <w:r>
+        <w:t xml:space="preserve"> locally and in Netlify's project configuration for production. The database is initialized by running the schema SQL file in </w:t>
+      </w:r>
+      <w:proofErr w:type="spellStart"/>
+      <w:r>
+        <w:t>Supabase's</w:t>
+      </w:r>
+      <w:proofErr w:type="spellEnd"/>
+      <w:r>
+        <w:t xml:space="preserve"> SQL editor, which creates all tables, enables row-level security, defines triggers, and loads fictional test data.</w:t>
+      </w:r>
+    </w:p>
+    <w:p>
+      <w:r>
+        <w:t xml:space="preserve">To reproduce the deployment: create a </w:t>
+      </w:r>
+      <w:proofErr w:type="spellStart"/>
+      <w:r>
+        <w:t>Supabase</w:t>
+      </w:r>
+      <w:proofErr w:type="spellEnd"/>
+      <w:r>
+        <w:t xml:space="preserve"> project and run the schema SQL, add the keys to Netlify's environment variables, connect the GitHub repository, trigger an initial deployment, and set the </w:t>
+      </w:r>
+      <w:proofErr w:type="spellStart"/>
+      <w:r>
+        <w:t>Supabase</w:t>
+      </w:r>
+      <w:proofErr w:type="spellEnd"/>
+      <w:r>
+        <w:t xml:space="preserve"> Auth site URL to the Netlify domain. A switch to server-side rendering deployment would require a Node.js-compatible host and is noted as a future consideration.</w:t>
+      </w:r>
+    </w:p>
+    <w:p/>
+    <w:p>
+      <w:pPr>
         <w:rPr>
           <w:b/>
           <w:bCs/>
         </w:rPr>
-        <w:t>9. Deployment Plan (Conceptual)</w:t>
-      </w:r>
-    </w:p>
-    <w:p>
-      <w:r>
-        <w:lastRenderedPageBreak/>
-        <w:t>The application deploys to Netlify via continuous deployment connected to GitHub. Every push to main triggers npm run build, generating a static export in the out directory as specified in netlify.toml.</w:t>
-      </w:r>
-    </w:p>
-    <w:p>
-      <w:r>
-        <w:t xml:space="preserve">Two environment variables are required: the Supabase project URL and anon key, stored </w:t>
-      </w:r>
-      <w:r>
-        <w:t xml:space="preserve">in </w:t>
-      </w:r>
-      <w:r>
-        <w:t>.</w:t>
-      </w:r>
-      <w:r>
-        <w:t>env</w:t>
-      </w:r>
-      <w:r>
-        <w:t>.local locally and in Netlify project settings for production. The database is initialised by running the schema SQL file in the Supabase SQL editor, which creates all tables, enables row-level security, defines triggers, and seeds fictional starter data.</w:t>
-      </w:r>
-    </w:p>
-    <w:p>
-      <w:r>
-        <w:t>To reproduce the deployment: create a Supabase project and run the schema SQL, add the keys to Netlify environment variables, connect the GitHub repository, trigger an initial deploy, and set the Supabase Auth site URL to the Netlify domain. A move to server-rendered deployment would require a Node.js-capable host and is noted as a future consideration.</w:t>
-      </w:r>
-    </w:p>
-    <w:p/>
-    <w:p>
-      <w:pPr>
+      </w:pPr>
+      <w:r>
         <w:rPr>
           <w:b/>
           <w:bCs/>
         </w:rPr>
-      </w:pPr>
-      <w:r>
-        <w:rPr>
-          <w:b/>
-          <w:bCs/>
-        </w:rPr>
         <w:t>10. Appendix</w:t>
       </w:r>
     </w:p>
     <w:p>
       <w:r>
+        <w:rPr>
+          <w:noProof/>
+        </w:rPr>
         <w:drawing>
           <wp:inline distT="0" distB="0" distL="0" distR="0" wp14:anchorId="40BA0A55" wp14:editId="37CC3F77">
             <wp:extent cx="5731510" cy="2334895"/>
@@ -849,6 +1056,9 @@
     <w:p/>
     <w:p>
       <w:r>
+        <w:rPr>
+          <w:noProof/>
+        </w:rPr>
         <w:lastRenderedPageBreak/>
         <w:drawing>
           <wp:inline distT="0" distB="0" distL="0" distR="0" wp14:anchorId="359B602E" wp14:editId="7EBFEEF3">
@@ -900,6 +1110,9 @@
     </w:p>
     <w:p>
       <w:r>
+        <w:rPr>
+          <w:noProof/>
+        </w:rPr>
         <w:drawing>
           <wp:inline distT="0" distB="0" distL="0" distR="0" wp14:anchorId="4AAE404D" wp14:editId="75785B08">
             <wp:extent cx="5731510" cy="3268980"/>
@@ -944,6 +1157,9 @@
     </w:p>
     <w:p>
       <w:r>
+        <w:rPr>
+          <w:noProof/>
+        </w:rPr>
         <w:lastRenderedPageBreak/>
         <w:drawing>
           <wp:inline distT="0" distB="0" distL="0" distR="0" wp14:anchorId="43951658" wp14:editId="1CBC7B27">
@@ -990,6 +1206,9 @@
     <w:p/>
     <w:p>
       <w:r>
+        <w:rPr>
+          <w:noProof/>
+        </w:rPr>
         <w:drawing>
           <wp:inline distT="0" distB="0" distL="0" distR="0" wp14:anchorId="73B511DB" wp14:editId="3DFAA2EA">
             <wp:extent cx="5731510" cy="2922270"/>
@@ -1034,6 +1253,9 @@
     </w:p>
     <w:p>
       <w:r>
+        <w:rPr>
+          <w:noProof/>
+        </w:rPr>
         <w:lastRenderedPageBreak/>
         <w:drawing>
           <wp:inline distT="0" distB="0" distL="0" distR="0" wp14:anchorId="09FFCE2A" wp14:editId="645DBC1B">
@@ -1085,6 +1307,9 @@
     </w:p>
     <w:p>
       <w:r>
+        <w:rPr>
+          <w:noProof/>
+        </w:rPr>
         <w:drawing>
           <wp:inline distT="0" distB="0" distL="0" distR="0" wp14:anchorId="5CD74A27" wp14:editId="57DA64FC">
             <wp:extent cx="5731510" cy="2973705"/>
